--- a/tools/downloads/2026_Performance_Medicine_PM_Tools_User_Guide_v0_2.docx
+++ b/tools/downloads/2026_Performance_Medicine_PM_Tools_User_Guide_v0_2.docx
@@ -3222,7 +3222,7 @@
                 <w:sz w:val="20"/>
                 <w:szCs w:val="20"/>
               </w:rPr>
-              <w:t xml:space="preserve">Lifestyle and Preventative Medicine</w:t>
+              <w:t xml:space="preserve">Lifestyle and Preventive Medicine</w:t>
             </w:r>
           </w:p>
           <w:p>
